--- a/Modules.docx
+++ b/Modules.docx
@@ -638,6 +638,13 @@
           <w:szCs w:val="36"/>
         </w:rPr>
       </w:pPr>
+      <w:r>
+        <w:rPr>
+          <w:sz w:val="36"/>
+          <w:szCs w:val="36"/>
+        </w:rPr>
+        <w:t>The website will have users who can buy array of products in different quantities. It will hold the inventory of stock and allow user to make orders to ship to their address.</w:t>
+      </w:r>
     </w:p>
     <w:sectPr>
       <w:pgSz w:w="11906" w:h="16838"/>
